--- a/Microbiome analysis/Metagenomic analysis.docx
+++ b/Microbiome analysis/Metagenomic analysis.docx
@@ -117,20 +117,24 @@
         <w:t xml:space="preserve"> </w:t>
       </w:r>
       <w:r>
-        <w:t>MAGs, and characterise selected bacterial taxa. An overview of the workflow is provided in Figure 2, with the analysis scripts and full software details provided in Supplementary File 1.</w:t>
-      </w:r>
-    </w:p>
-    <w:p>
-      <w:r>
-        <w:t xml:space="preserve">Initial read quality was evaluated using </w:t>
-      </w:r>
-      <w:proofErr w:type="spellStart"/>
-      <w:r>
-        <w:t>FastQC</w:t>
-      </w:r>
-      <w:proofErr w:type="spellEnd"/>
-      <w:r>
-        <w:t xml:space="preserve"> </w:t>
+        <w:t xml:space="preserve">MAGs, and characterise selected bacterial taxa. An overview of the workflow is provided in Figure 2, with the analysis scripts and full software details provided in </w:t>
+      </w:r>
+      <w:r>
+        <w:t>this s</w:t>
+      </w:r>
+      <w:r>
+        <w:t xml:space="preserve">upplementary </w:t>
+      </w:r>
+      <w:r>
+        <w:t>f</w:t>
+      </w:r>
+      <w:r>
+        <w:t>ile.</w:t>
+      </w:r>
+    </w:p>
+    <w:p>
+      <w:r>
+        <w:t xml:space="preserve">Initial read quality was evaluated using FastQC </w:t>
       </w:r>
       <w:r>
         <w:t>v0.12.</w:t>
@@ -158,15 +162,7 @@
         <w:fldChar w:fldCharType="end"/>
       </w:r>
       <w:r>
-        <w:t xml:space="preserve"> and summarised using </w:t>
-      </w:r>
-      <w:proofErr w:type="spellStart"/>
-      <w:r>
-        <w:t>MultiQC</w:t>
-      </w:r>
-      <w:proofErr w:type="spellEnd"/>
-      <w:r>
-        <w:t xml:space="preserve"> v1.29</w:t>
+        <w:t xml:space="preserve"> and summarised using MultiQC v1.29</w:t>
       </w:r>
       <w:r>
         <w:fldChar w:fldCharType="begin"/>
@@ -188,15 +184,7 @@
         <w:fldChar w:fldCharType="end"/>
       </w:r>
       <w:r>
-        <w:t xml:space="preserve">. Adaptor removal and quality filtering was performed using </w:t>
-      </w:r>
-      <w:proofErr w:type="spellStart"/>
-      <w:r>
-        <w:t>fastp</w:t>
-      </w:r>
-      <w:proofErr w:type="spellEnd"/>
-      <w:r>
-        <w:t xml:space="preserve"> v1.3.3</w:t>
+        <w:t>. Adaptor removal and quality filtering was performed using fastp v1.3.3</w:t>
       </w:r>
       <w:r>
         <w:fldChar w:fldCharType="begin"/>
@@ -218,15 +206,7 @@
         <w:fldChar w:fldCharType="end"/>
       </w:r>
       <w:r>
-        <w:t xml:space="preserve">. Human-associated reads were removed using </w:t>
-      </w:r>
-      <w:proofErr w:type="spellStart"/>
-      <w:r>
-        <w:t>Kneaddata</w:t>
-      </w:r>
-      <w:proofErr w:type="spellEnd"/>
-      <w:r>
-        <w:t xml:space="preserve"> v0.12.4</w:t>
+        <w:t>. Human-associated reads were removed using Kneaddata v0.12.4</w:t>
       </w:r>
       <w:r>
         <w:fldChar w:fldCharType="begin"/>
@@ -313,23 +293,7 @@
         <w:t xml:space="preserve">. </w:t>
       </w:r>
       <w:r>
-        <w:t xml:space="preserve">The quality of the cleaned and decontaminated reads was subsequently reassessed using </w:t>
-      </w:r>
-      <w:proofErr w:type="spellStart"/>
-      <w:r>
-        <w:t>FastQC</w:t>
-      </w:r>
-      <w:proofErr w:type="spellEnd"/>
-      <w:r>
-        <w:t xml:space="preserve"> and </w:t>
-      </w:r>
-      <w:proofErr w:type="spellStart"/>
-      <w:r>
-        <w:t>MultiQC</w:t>
-      </w:r>
-      <w:proofErr w:type="spellEnd"/>
-      <w:r>
-        <w:t>.</w:t>
+        <w:t>The quality of the cleaned and decontaminated reads was subsequently reassessed using FastQC and MultiQC.</w:t>
       </w:r>
     </w:p>
     <w:p>
@@ -412,14 +376,12 @@
         <w:t xml:space="preserve">. Kraken and Bracken analyses used </w:t>
       </w:r>
       <w:hyperlink r:id="rId6" w:history="1">
-        <w:proofErr w:type="spellStart"/>
         <w:r>
           <w:rPr>
             <w:rStyle w:val="Hyperlink"/>
           </w:rPr>
           <w:t>PlusPFP</w:t>
         </w:r>
-        <w:proofErr w:type="spellEnd"/>
       </w:hyperlink>
       <w:r>
         <w:t xml:space="preserve"> and </w:t>
@@ -488,23 +450,7 @@
         <w:fldChar w:fldCharType="end"/>
       </w:r>
       <w:r>
-        <w:t xml:space="preserve"> with associated </w:t>
-      </w:r>
-      <w:proofErr w:type="spellStart"/>
-      <w:r>
-        <w:t>ChocoPhlAn</w:t>
-      </w:r>
-      <w:proofErr w:type="spellEnd"/>
-      <w:r>
-        <w:t xml:space="preserve"> and </w:t>
-      </w:r>
-      <w:proofErr w:type="spellStart"/>
-      <w:r>
-        <w:t>UniRef</w:t>
-      </w:r>
-      <w:proofErr w:type="spellEnd"/>
-      <w:r>
-        <w:t xml:space="preserve"> databases.</w:t>
+        <w:t xml:space="preserve"> with associated ChocoPhlAn and UniRef databases.</w:t>
       </w:r>
     </w:p>
     <w:p>
@@ -593,15 +539,7 @@
         <w:fldChar w:fldCharType="end"/>
       </w:r>
       <w:r>
-        <w:t xml:space="preserve"> and mapping files were processed using </w:t>
-      </w:r>
-      <w:proofErr w:type="spellStart"/>
-      <w:r>
-        <w:t>SAMtools</w:t>
-      </w:r>
-      <w:proofErr w:type="spellEnd"/>
-      <w:r>
-        <w:t xml:space="preserve"> v1.22.1</w:t>
+        <w:t xml:space="preserve"> and mapping files were processed using SAMtools v1.22.1</w:t>
       </w:r>
       <w:r>
         <w:fldChar w:fldCharType="begin"/>
@@ -675,15 +613,7 @@
         <w:fldChar w:fldCharType="end"/>
       </w:r>
       <w:r>
-        <w:t xml:space="preserve">, </w:t>
-      </w:r>
-      <w:proofErr w:type="spellStart"/>
-      <w:r>
-        <w:t>COMEbin</w:t>
-      </w:r>
-      <w:proofErr w:type="spellEnd"/>
-      <w:r>
-        <w:t xml:space="preserve"> v1.0.4</w:t>
+        <w:t>, COMEbin v1.0.4</w:t>
       </w:r>
       <w:r>
         <w:fldChar w:fldCharType="begin"/>
@@ -749,15 +679,7 @@
         <w:fldChar w:fldCharType="end"/>
       </w:r>
       <w:r>
-        <w:t xml:space="preserve">. Selected bins were reassembled using </w:t>
-      </w:r>
-      <w:proofErr w:type="spellStart"/>
-      <w:r>
-        <w:t>SPAdes</w:t>
-      </w:r>
-      <w:proofErr w:type="spellEnd"/>
-      <w:r>
-        <w:t xml:space="preserve"> v4.2.0</w:t>
+        <w:t>. Selected bins were reassembled using SPAdes v4.2.0</w:t>
       </w:r>
       <w:r>
         <w:fldChar w:fldCharType="begin"/>
@@ -779,15 +701,7 @@
         <w:fldChar w:fldCharType="end"/>
       </w:r>
       <w:r>
-        <w:t xml:space="preserve"> and the quality of the original and reassembled bins was assessed using </w:t>
-      </w:r>
-      <w:proofErr w:type="spellStart"/>
-      <w:r>
-        <w:t>CheckM</w:t>
-      </w:r>
-      <w:proofErr w:type="spellEnd"/>
-      <w:r>
-        <w:t xml:space="preserve"> v1.2.3</w:t>
+        <w:t xml:space="preserve"> and the quality of the original and reassembled bins was assessed using CheckM v1.2.3</w:t>
       </w:r>
       <w:r>
         <w:fldChar w:fldCharType="begin"/>
@@ -923,15 +837,7 @@
         <w:fldChar w:fldCharType="end"/>
       </w:r>
       <w:r>
-        <w:t xml:space="preserve"> and carbohydrate-active enzymes identified using </w:t>
-      </w:r>
-      <w:proofErr w:type="spellStart"/>
-      <w:r>
-        <w:t>dbCAN</w:t>
-      </w:r>
-      <w:proofErr w:type="spellEnd"/>
-      <w:r>
-        <w:t xml:space="preserve"> v5.2.9</w:t>
+        <w:t xml:space="preserve"> and carbohydrate-active enzymes identified using dbCAN v5.2.9</w:t>
       </w:r>
       <w:r>
         <w:fldChar w:fldCharType="begin"/>
@@ -956,23 +862,7 @@
         <w:t xml:space="preserve">. </w:t>
       </w:r>
       <w:r>
-        <w:t xml:space="preserve">Additional functional annotation was performed using </w:t>
-      </w:r>
-      <w:proofErr w:type="spellStart"/>
-      <w:r>
-        <w:t>eggNOG</w:t>
-      </w:r>
-      <w:proofErr w:type="spellEnd"/>
-      <w:r>
-        <w:t xml:space="preserve">-mapper v3.0.0 with </w:t>
-      </w:r>
-      <w:proofErr w:type="spellStart"/>
-      <w:r>
-        <w:t>eggNOG</w:t>
-      </w:r>
-      <w:proofErr w:type="spellEnd"/>
-      <w:r>
-        <w:t xml:space="preserve"> v7</w:t>
+        <w:t>Additional functional annotation was performed using eggNOG-mapper v3.0.0 with eggNOG v7</w:t>
       </w:r>
       <w:r>
         <w:fldChar w:fldCharType="begin"/>
@@ -1000,15 +890,7 @@
         <w:t>Antimicrobial resistance genes were identified using</w:t>
       </w:r>
       <w:r>
-        <w:t xml:space="preserve"> </w:t>
-      </w:r>
-      <w:proofErr w:type="spellStart"/>
-      <w:r>
-        <w:t>ABRicate</w:t>
-      </w:r>
-      <w:proofErr w:type="spellEnd"/>
-      <w:r>
-        <w:t xml:space="preserve"> v1.4.0</w:t>
+        <w:t xml:space="preserve"> ABRicate v1.4.0</w:t>
       </w:r>
       <w:r>
         <w:fldChar w:fldCharType="begin"/>
@@ -1231,15 +1113,7 @@
         <w:fldChar w:fldCharType="end"/>
       </w:r>
       <w:r>
-        <w:t xml:space="preserve"> databases. Secondary metabolites and bacteriocins biosynthetic gene clusters  were identified using </w:t>
-      </w:r>
-      <w:proofErr w:type="spellStart"/>
-      <w:r>
-        <w:t>antiSMASH</w:t>
-      </w:r>
-      <w:proofErr w:type="spellEnd"/>
-      <w:r>
-        <w:t xml:space="preserve"> v8.0.0</w:t>
+        <w:t xml:space="preserve"> databases. Secondary metabolites and bacteriocins biosynthetic gene clusters  were identified using antiSMASH v8.0.0</w:t>
       </w:r>
       <w:r>
         <w:fldChar w:fldCharType="begin"/>
@@ -1266,15 +1140,7 @@
     </w:p>
     <w:p>
       <w:r>
-        <w:t xml:space="preserve">MAG completeness and contamination were evaluated using </w:t>
-      </w:r>
-      <w:proofErr w:type="spellStart"/>
-      <w:r>
-        <w:t>CheckM</w:t>
-      </w:r>
-      <w:proofErr w:type="spellEnd"/>
-      <w:r>
-        <w:t xml:space="preserve"> and CheckM2. Near-complete MAGs were defined as having greater than 9</w:t>
+        <w:t>MAG completeness and contamination were evaluated using CheckM and CheckM2. Near-complete MAGs were defined as having greater than 9</w:t>
       </w:r>
       <w:r>
         <w:t>0</w:t>
@@ -1359,7 +1225,6 @@
       <w:r>
         <w:t xml:space="preserve"> and members of the </w:t>
       </w:r>
-      <w:proofErr w:type="spellStart"/>
       <w:r>
         <w:rPr>
           <w:i/>
@@ -1367,20 +1232,11 @@
         </w:rPr>
         <w:t>Segatella</w:t>
       </w:r>
-      <w:proofErr w:type="spellEnd"/>
       <w:r>
         <w:t xml:space="preserve"> genus.</w:t>
       </w:r>
       <w:r>
-        <w:t xml:space="preserve"> Pangenomes and core genome alignments were generated using  </w:t>
-      </w:r>
-      <w:proofErr w:type="spellStart"/>
-      <w:r>
-        <w:t>Panaroo</w:t>
-      </w:r>
-      <w:proofErr w:type="spellEnd"/>
-      <w:r>
-        <w:t xml:space="preserve"> v1.5.2</w:t>
+        <w:t xml:space="preserve"> Pangenomes and core genome alignments were generated using  Panaroo v1.5.2</w:t>
       </w:r>
       <w:r>
         <w:fldChar w:fldCharType="begin"/>
@@ -1458,15 +1314,7 @@
     </w:p>
     <w:p>
       <w:r>
-        <w:t xml:space="preserve">To improve taxonomic assignment of functional profiles, read annotated with individual MAGs were analysed using MetaPhlAn4 and HUMAnN3. MAG-associated functional abundances were normalised against corresponding whole metagenome profiles and functions were summarised using EC, </w:t>
-      </w:r>
-      <w:proofErr w:type="spellStart"/>
-      <w:r>
-        <w:t>RxN</w:t>
-      </w:r>
-      <w:proofErr w:type="spellEnd"/>
-      <w:r>
-        <w:t xml:space="preserve"> and KEGG ortholog identifies.</w:t>
+        <w:t>To improve taxonomic assignment of functional profiles, read annotated with individual MAGs were analysed using MetaPhlAn4 and HUMAnN3. MAG-associated functional abundances were normalised against corresponding whole metagenome profiles and functions were summarised using EC, RxN and KEGG ortholog identifies.</w:t>
       </w:r>
     </w:p>
     <w:p>
@@ -1595,19 +1443,11 @@
       <w:r>
         <w:t>-</w:t>
       </w:r>
-      <w:proofErr w:type="gramStart"/>
-      <w:r>
-        <w:t>Curtis</w:t>
-      </w:r>
-      <w:proofErr w:type="gramEnd"/>
-      <w:r>
-        <w:t xml:space="preserve"> dissimilarity and permutational multivariate analysis of variance. Statistical significance was adjusted for multiple testing where appropriate.</w:t>
-      </w:r>
-      <w:r>
-        <w:t xml:space="preserve"> </w:t>
-      </w:r>
-      <w:r>
-        <w:t>Correlation analysis of microbiome features against the clinical metadata was performed with MaAsLin3 v1.5.3</w:t>
+      <w:r>
+        <w:t>Curtis dissimilarity and permutational multivariate analysis of variance. Statistical significance was adjusted for multiple testing where appropriate.</w:t>
+      </w:r>
+      <w:r>
+        <w:t xml:space="preserve"> Correlation analysis of microbiome features against the clinical metadata was performed with MaAsLin3 v1.5.3</w:t>
       </w:r>
       <w:r>
         <w:fldChar w:fldCharType="begin"/>
@@ -1690,22 +1530,7 @@
       </w:r>
       <w:r>
         <w:tab/>
-      </w:r>
-      <w:proofErr w:type="spellStart"/>
-      <w:r>
-        <w:t>UoB</w:t>
-      </w:r>
-      <w:proofErr w:type="spellEnd"/>
-      <w:r>
-        <w:t xml:space="preserve">. Software on </w:t>
-      </w:r>
-      <w:proofErr w:type="spellStart"/>
-      <w:r>
-        <w:t>BlueBEAR</w:t>
-      </w:r>
-      <w:proofErr w:type="spellEnd"/>
-      <w:r>
-        <w:t xml:space="preserve"> - BEAR Technical Docs. https://docs.bear.bham.ac.uk/bluebear/software/options/ (2025).</w:t>
+        <w:t>UoB. Software on BlueBEAR - BEAR Technical Docs. https://docs.bear.bham.ac.uk/bluebear/software/options/ (2025).</w:t>
       </w:r>
     </w:p>
     <w:p>
@@ -1717,14 +1542,7 @@
       </w:r>
       <w:r>
         <w:tab/>
-      </w:r>
-      <w:proofErr w:type="spellStart"/>
-      <w:r>
-        <w:t>Grüning</w:t>
-      </w:r>
-      <w:proofErr w:type="spellEnd"/>
-      <w:r>
-        <w:t xml:space="preserve">, B. </w:t>
+        <w:t xml:space="preserve">Grüning, B. </w:t>
       </w:r>
       <w:r>
         <w:rPr>
@@ -1734,15 +1552,7 @@
         <w:t>et al.</w:t>
       </w:r>
       <w:r>
-        <w:t xml:space="preserve"> </w:t>
-      </w:r>
-      <w:proofErr w:type="spellStart"/>
-      <w:r>
-        <w:t>Bioconda</w:t>
-      </w:r>
-      <w:proofErr w:type="spellEnd"/>
-      <w:r>
-        <w:t xml:space="preserve">: sustainable and comprehensive software distribution for the life sciences. </w:t>
+        <w:t xml:space="preserve"> Bioconda: sustainable and comprehensive software distribution for the life sciences. </w:t>
       </w:r>
       <w:r>
         <w:rPr>
@@ -1774,14 +1584,7 @@
       </w:r>
       <w:r>
         <w:tab/>
-      </w:r>
-      <w:proofErr w:type="spellStart"/>
-      <w:r>
-        <w:t>QuantStack</w:t>
-      </w:r>
-      <w:proofErr w:type="spellEnd"/>
-      <w:r>
-        <w:t>. Welcome to Mamba’s documentation! — documentation. https://mamba.readthedocs.io/en/latest/index.html (2024).</w:t>
+        <w:t>QuantStack. Welcome to Mamba’s documentation! — documentation. https://mamba.readthedocs.io/en/latest/index.html (2024).</w:t>
       </w:r>
     </w:p>
     <w:p>
@@ -1793,15 +1596,7 @@
       </w:r>
       <w:r>
         <w:tab/>
-        <w:t xml:space="preserve">Andrews, S. </w:t>
-      </w:r>
-      <w:proofErr w:type="spellStart"/>
-      <w:r>
-        <w:t>FastQC</w:t>
-      </w:r>
-      <w:proofErr w:type="spellEnd"/>
-      <w:r>
-        <w:t>: a quality control tool for high throughput sequence data. (2017).</w:t>
+        <w:t>Andrews, S. FastQC: a quality control tool for high throughput sequence data. (2017).</w:t>
       </w:r>
     </w:p>
     <w:p>
@@ -1813,23 +1608,7 @@
       </w:r>
       <w:r>
         <w:tab/>
-        <w:t xml:space="preserve">Ewels, P., Magnusson, M., Lundin, S. &amp; </w:t>
-      </w:r>
-      <w:proofErr w:type="spellStart"/>
-      <w:r>
-        <w:t>Käller</w:t>
-      </w:r>
-      <w:proofErr w:type="spellEnd"/>
-      <w:r>
-        <w:t xml:space="preserve">, M. </w:t>
-      </w:r>
-      <w:proofErr w:type="spellStart"/>
-      <w:r>
-        <w:t>MultiQC</w:t>
-      </w:r>
-      <w:proofErr w:type="spellEnd"/>
-      <w:r>
-        <w:t xml:space="preserve">: summarize analysis results for multiple tools and samples in a single report. </w:t>
+        <w:t xml:space="preserve">Ewels, P., Magnusson, M., Lundin, S. &amp; Käller, M. MultiQC: summarize analysis results for multiple tools and samples in a single report. </w:t>
       </w:r>
       <w:r>
         <w:rPr>
@@ -1861,17 +1640,8 @@
       </w:r>
       <w:r>
         <w:tab/>
-        <w:t xml:space="preserve">Chen, S. </w:t>
-      </w:r>
-      <w:proofErr w:type="spellStart"/>
-      <w:r>
-        <w:t>fastp</w:t>
-      </w:r>
-      <w:proofErr w:type="spellEnd"/>
-      <w:r>
-        <w:t xml:space="preserve"> 1.0: An ultra-fast all-round tool for FASTQ data quality control and preprocessing. </w:t>
-      </w:r>
-      <w:proofErr w:type="spellStart"/>
+        <w:t xml:space="preserve">Chen, S. fastp 1.0: An ultra-fast all-round tool for FASTQ data quality control and preprocessing. </w:t>
+      </w:r>
       <w:r>
         <w:rPr>
           <w:i/>
@@ -1879,7 +1649,6 @@
         </w:rPr>
         <w:t>iMeta</w:t>
       </w:r>
-      <w:proofErr w:type="spellEnd"/>
       <w:r>
         <w:t xml:space="preserve"> </w:t>
       </w:r>
@@ -1903,17 +1672,8 @@
       </w:r>
       <w:r>
         <w:tab/>
-        <w:t xml:space="preserve">Chen, S. Ultrafast one-pass FASTQ data preprocessing, quality control, and deduplication using </w:t>
-      </w:r>
-      <w:proofErr w:type="spellStart"/>
-      <w:r>
-        <w:t>fastp</w:t>
-      </w:r>
-      <w:proofErr w:type="spellEnd"/>
-      <w:r>
-        <w:t xml:space="preserve">. </w:t>
-      </w:r>
-      <w:proofErr w:type="spellStart"/>
+        <w:t xml:space="preserve">Chen, S. Ultrafast one-pass FASTQ data preprocessing, quality control, and deduplication using fastp. </w:t>
+      </w:r>
       <w:r>
         <w:rPr>
           <w:i/>
@@ -1921,7 +1681,6 @@
         </w:rPr>
         <w:t>iMeta</w:t>
       </w:r>
-      <w:proofErr w:type="spellEnd"/>
       <w:r>
         <w:t xml:space="preserve"> </w:t>
       </w:r>
@@ -1946,15 +1705,7 @@
       </w:r>
       <w:r>
         <w:tab/>
-        <w:t xml:space="preserve">Chen, S., Zhou, Y., Chen, Y. &amp; Gu, J. </w:t>
-      </w:r>
-      <w:proofErr w:type="spellStart"/>
-      <w:r>
-        <w:t>fastp</w:t>
-      </w:r>
-      <w:proofErr w:type="spellEnd"/>
-      <w:r>
-        <w:t xml:space="preserve">: an ultra-fast all-in-one FASTQ preprocessor. </w:t>
+        <w:t xml:space="preserve">Chen, S., Zhou, Y., Chen, Y. &amp; Gu, J. fastp: an ultra-fast all-in-one FASTQ preprocessor. </w:t>
       </w:r>
       <w:r>
         <w:rPr>
@@ -1986,30 +1737,7 @@
       </w:r>
       <w:r>
         <w:tab/>
-      </w:r>
-      <w:proofErr w:type="spellStart"/>
-      <w:r>
-        <w:t>Huttenhower</w:t>
-      </w:r>
-      <w:proofErr w:type="spellEnd"/>
-      <w:r>
-        <w:t xml:space="preserve">, C. </w:t>
-      </w:r>
-      <w:proofErr w:type="spellStart"/>
-      <w:r>
-        <w:t>KneadData</w:t>
-      </w:r>
-      <w:proofErr w:type="spellEnd"/>
-      <w:r>
-        <w:t xml:space="preserve"> – The </w:t>
-      </w:r>
-      <w:proofErr w:type="spellStart"/>
-      <w:r>
-        <w:t>Huttenhower</w:t>
-      </w:r>
-      <w:proofErr w:type="spellEnd"/>
-      <w:r>
-        <w:t xml:space="preserve"> Lab. https://huttenhower.sph.harvard.edu/kneaddata/ (2022).</w:t>
+        <w:t>Huttenhower, C. KneadData – The Huttenhower Lab. https://huttenhower.sph.harvard.edu/kneaddata/ (2022).</w:t>
       </w:r>
     </w:p>
     <w:p>
@@ -2139,37 +1867,12 @@
         <w:tab/>
         <w:t xml:space="preserve">Lu, J., Breitwieser, F. P., Thielen, P. &amp; Salzberg, S. L. Bracken: estimating species abundance in metagenomics data. </w:t>
       </w:r>
-      <w:proofErr w:type="spellStart"/>
-      <w:r>
-        <w:rPr>
-          <w:i/>
-          <w:iCs/>
-        </w:rPr>
-        <w:t>PeerJ</w:t>
-      </w:r>
-      <w:proofErr w:type="spellEnd"/>
-      <w:r>
-        <w:rPr>
-          <w:i/>
-          <w:iCs/>
-        </w:rPr>
-        <w:t xml:space="preserve"> </w:t>
-      </w:r>
-      <w:proofErr w:type="spellStart"/>
-      <w:r>
-        <w:rPr>
-          <w:i/>
-          <w:iCs/>
-        </w:rPr>
-        <w:t>Comput</w:t>
-      </w:r>
-      <w:proofErr w:type="spellEnd"/>
-      <w:r>
-        <w:rPr>
-          <w:i/>
-          <w:iCs/>
-        </w:rPr>
-        <w:t>. Sci.</w:t>
+      <w:r>
+        <w:rPr>
+          <w:i/>
+          <w:iCs/>
+        </w:rPr>
+        <w:t>PeerJ Comput. Sci.</w:t>
       </w:r>
       <w:r>
         <w:t xml:space="preserve"> </w:t>
@@ -2204,38 +1907,14 @@
         <w:t>et al.</w:t>
       </w:r>
       <w:r>
-        <w:t xml:space="preserve"> Extending and improving metagenomic taxonomic profiling with uncharacterized species using </w:t>
-      </w:r>
-      <w:proofErr w:type="spellStart"/>
-      <w:r>
-        <w:t>MetaPhlAn</w:t>
-      </w:r>
-      <w:proofErr w:type="spellEnd"/>
-      <w:r>
-        <w:t xml:space="preserve"> 4. </w:t>
-      </w:r>
-      <w:r>
-        <w:rPr>
-          <w:i/>
-          <w:iCs/>
-        </w:rPr>
-        <w:t xml:space="preserve">Nat. </w:t>
-      </w:r>
-      <w:proofErr w:type="spellStart"/>
-      <w:r>
-        <w:rPr>
-          <w:i/>
-          <w:iCs/>
-        </w:rPr>
-        <w:t>Biotechnol</w:t>
-      </w:r>
-      <w:proofErr w:type="spellEnd"/>
-      <w:r>
-        <w:rPr>
-          <w:i/>
-          <w:iCs/>
-        </w:rPr>
-        <w:t>.</w:t>
+        <w:t xml:space="preserve"> Extending and improving metagenomic taxonomic profiling with uncharacterized species using MetaPhlAn 4. </w:t>
+      </w:r>
+      <w:r>
+        <w:rPr>
+          <w:i/>
+          <w:iCs/>
+        </w:rPr>
+        <w:t>Nat. Biotechnol.</w:t>
       </w:r>
       <w:r>
         <w:t xml:space="preserve"> </w:t>
@@ -2270,15 +1949,7 @@
         <w:t>et al.</w:t>
       </w:r>
       <w:r>
-        <w:t xml:space="preserve"> Database resources of the National </w:t>
-      </w:r>
-      <w:proofErr w:type="spellStart"/>
-      <w:r>
-        <w:t>Center</w:t>
-      </w:r>
-      <w:proofErr w:type="spellEnd"/>
-      <w:r>
-        <w:t xml:space="preserve"> for Biotechnology Information in 2025. </w:t>
+        <w:t xml:space="preserve"> Database resources of the National Center for Biotechnology Information in 2025. </w:t>
       </w:r>
       <w:r>
         <w:rPr>
@@ -2310,14 +1981,7 @@
       </w:r>
       <w:r>
         <w:tab/>
-      </w:r>
-      <w:proofErr w:type="spellStart"/>
-      <w:r>
-        <w:t>Beghini</w:t>
-      </w:r>
-      <w:proofErr w:type="spellEnd"/>
-      <w:r>
-        <w:t xml:space="preserve">, F. </w:t>
+        <w:t xml:space="preserve">Beghini, F. </w:t>
       </w:r>
       <w:r>
         <w:rPr>
@@ -2327,17 +1991,8 @@
         <w:t>et al.</w:t>
       </w:r>
       <w:r>
-        <w:t xml:space="preserve"> Integrating taxonomic, functional, and strain-level profiling of diverse microbial communities with </w:t>
-      </w:r>
-      <w:proofErr w:type="spellStart"/>
-      <w:r>
-        <w:t>bioBakery</w:t>
-      </w:r>
-      <w:proofErr w:type="spellEnd"/>
-      <w:r>
-        <w:t xml:space="preserve"> 3. </w:t>
-      </w:r>
-      <w:proofErr w:type="spellStart"/>
+        <w:t xml:space="preserve"> Integrating taxonomic, functional, and strain-level profiling of diverse microbial communities with bioBakery 3. </w:t>
+      </w:r>
       <w:r>
         <w:rPr>
           <w:i/>
@@ -2345,7 +2000,6 @@
         </w:rPr>
         <w:t>eLife</w:t>
       </w:r>
-      <w:proofErr w:type="spellEnd"/>
       <w:r>
         <w:t xml:space="preserve"> </w:t>
       </w:r>
@@ -2369,15 +2023,7 @@
       </w:r>
       <w:r>
         <w:tab/>
-        <w:t xml:space="preserve">Li, D., Liu, C.-M., Luo, R., </w:t>
-      </w:r>
-      <w:proofErr w:type="spellStart"/>
-      <w:r>
-        <w:t>Sadakane</w:t>
-      </w:r>
-      <w:proofErr w:type="spellEnd"/>
-      <w:r>
-        <w:t xml:space="preserve">, K. &amp; Lam, T.-W. MEGAHIT: an ultra-fast single-node solution for large and complex metagenomics assembly via succinct de Bruijn graph. </w:t>
+        <w:t xml:space="preserve">Li, D., Liu, C.-M., Luo, R., Sadakane, K. &amp; Lam, T.-W. MEGAHIT: an ultra-fast single-node solution for large and complex metagenomics assembly via succinct de Bruijn graph. </w:t>
       </w:r>
       <w:r>
         <w:rPr>
@@ -2526,25 +2172,8 @@
         <w:t>et al.</w:t>
       </w:r>
       <w:r>
-        <w:t xml:space="preserve"> Twelve years of </w:t>
-      </w:r>
-      <w:proofErr w:type="spellStart"/>
-      <w:r>
-        <w:t>SAMtools</w:t>
-      </w:r>
-      <w:proofErr w:type="spellEnd"/>
-      <w:r>
-        <w:t xml:space="preserve"> and </w:t>
-      </w:r>
-      <w:proofErr w:type="spellStart"/>
-      <w:r>
-        <w:t>BCFtools</w:t>
-      </w:r>
-      <w:proofErr w:type="spellEnd"/>
-      <w:r>
-        <w:t xml:space="preserve">. </w:t>
-      </w:r>
-      <w:proofErr w:type="spellStart"/>
+        <w:t xml:space="preserve"> Twelve years of SAMtools and BCFtools. </w:t>
+      </w:r>
       <w:r>
         <w:rPr>
           <w:i/>
@@ -2552,7 +2181,6 @@
         </w:rPr>
         <w:t>GigaScience</w:t>
       </w:r>
-      <w:proofErr w:type="spellEnd"/>
       <w:r>
         <w:t xml:space="preserve"> </w:t>
       </w:r>
@@ -2576,14 +2204,7 @@
       </w:r>
       <w:r>
         <w:tab/>
-      </w:r>
-      <w:proofErr w:type="spellStart"/>
-      <w:r>
-        <w:t>Alneberg</w:t>
-      </w:r>
-      <w:proofErr w:type="spellEnd"/>
-      <w:r>
-        <w:t xml:space="preserve">, J. </w:t>
+        <w:t xml:space="preserve">Alneberg, J. </w:t>
       </w:r>
       <w:r>
         <w:rPr>
@@ -2625,17 +2246,8 @@
       </w:r>
       <w:r>
         <w:tab/>
-        <w:t xml:space="preserve">Kang, D. D., Froula, J., Egan, R. &amp; Wang, Z. </w:t>
-      </w:r>
-      <w:proofErr w:type="spellStart"/>
-      <w:r>
-        <w:t>MetaBAT</w:t>
-      </w:r>
-      <w:proofErr w:type="spellEnd"/>
-      <w:r>
-        <w:t xml:space="preserve">, an efficient tool for accurately reconstructing single genomes from complex microbial communities. </w:t>
-      </w:r>
-      <w:proofErr w:type="spellStart"/>
+        <w:t xml:space="preserve">Kang, D. D., Froula, J., Egan, R. &amp; Wang, Z. MetaBAT, an efficient tool for accurately reconstructing single genomes from complex microbial communities. </w:t>
+      </w:r>
       <w:r>
         <w:rPr>
           <w:i/>
@@ -2643,7 +2255,6 @@
         </w:rPr>
         <w:t>PeerJ</w:t>
       </w:r>
-      <w:proofErr w:type="spellEnd"/>
       <w:r>
         <w:t xml:space="preserve"> </w:t>
       </w:r>
@@ -2709,15 +2320,7 @@
       </w:r>
       <w:r>
         <w:tab/>
-        <w:t xml:space="preserve">Pan, S., Zhu, C., Zhao, X.-M. &amp; Coelho, L. P. A deep </w:t>
-      </w:r>
-      <w:proofErr w:type="spellStart"/>
-      <w:r>
-        <w:t>siamese</w:t>
-      </w:r>
-      <w:proofErr w:type="spellEnd"/>
-      <w:r>
-        <w:t xml:space="preserve"> neural network improves metagenome-assembled genomes in microbiome datasets across different environments. </w:t>
+        <w:t xml:space="preserve">Pan, S., Zhu, C., Zhao, X.-M. &amp; Coelho, L. P. A deep siamese neural network improves metagenome-assembled genomes in microbiome datasets across different environments. </w:t>
       </w:r>
       <w:r>
         <w:rPr>
@@ -2781,62 +2384,14 @@
       </w:r>
       <w:r>
         <w:tab/>
-        <w:t xml:space="preserve">Mainguy, J. &amp; </w:t>
-      </w:r>
-      <w:proofErr w:type="spellStart"/>
-      <w:r>
-        <w:t>Hoede</w:t>
-      </w:r>
-      <w:proofErr w:type="spellEnd"/>
-      <w:r>
-        <w:t xml:space="preserve">, C. Binette: a fast and accurate bin refinement tool to construct </w:t>
-      </w:r>
-      <w:proofErr w:type="gramStart"/>
-      <w:r>
-        <w:t>high quality</w:t>
-      </w:r>
-      <w:proofErr w:type="gramEnd"/>
-      <w:r>
-        <w:t xml:space="preserve"> Metagenome Assembled Genomes. </w:t>
-      </w:r>
-      <w:r>
-        <w:rPr>
-          <w:i/>
-          <w:iCs/>
-        </w:rPr>
-        <w:t xml:space="preserve">J. </w:t>
-      </w:r>
-      <w:proofErr w:type="gramStart"/>
-      <w:r>
-        <w:rPr>
-          <w:i/>
-          <w:iCs/>
-        </w:rPr>
-        <w:t>Open Source</w:t>
-      </w:r>
-      <w:proofErr w:type="gramEnd"/>
-      <w:r>
-        <w:rPr>
-          <w:i/>
-          <w:iCs/>
-        </w:rPr>
-        <w:t xml:space="preserve"> </w:t>
-      </w:r>
-      <w:proofErr w:type="spellStart"/>
-      <w:r>
-        <w:rPr>
-          <w:i/>
-          <w:iCs/>
-        </w:rPr>
-        <w:t>Softw</w:t>
-      </w:r>
-      <w:proofErr w:type="spellEnd"/>
-      <w:r>
-        <w:rPr>
-          <w:i/>
-          <w:iCs/>
-        </w:rPr>
-        <w:t>.</w:t>
+        <w:t xml:space="preserve">Mainguy, J. &amp; Hoede, C. Binette: a fast and accurate bin refinement tool to construct high quality Metagenome Assembled Genomes. </w:t>
+      </w:r>
+      <w:r>
+        <w:rPr>
+          <w:i/>
+          <w:iCs/>
+        </w:rPr>
+        <w:t>J. Open Source Softw.</w:t>
       </w:r>
       <w:r>
         <w:t xml:space="preserve"> </w:t>
@@ -2893,46 +2448,14 @@
       </w:r>
       <w:r>
         <w:tab/>
-        <w:t xml:space="preserve">Prjibelski, A., Antipov, D., Meleshko, D., Lapidus, A. &amp; </w:t>
-      </w:r>
-      <w:proofErr w:type="spellStart"/>
-      <w:r>
-        <w:t>Korobeynikov</w:t>
-      </w:r>
-      <w:proofErr w:type="spellEnd"/>
-      <w:r>
-        <w:t xml:space="preserve">, A. Using </w:t>
-      </w:r>
-      <w:proofErr w:type="spellStart"/>
-      <w:r>
-        <w:t>SPAdes</w:t>
-      </w:r>
-      <w:proofErr w:type="spellEnd"/>
-      <w:r>
-        <w:t xml:space="preserve"> De Novo Assembler. </w:t>
-      </w:r>
-      <w:r>
-        <w:rPr>
-          <w:i/>
-          <w:iCs/>
-        </w:rPr>
-        <w:t xml:space="preserve">Curr. Protoc. </w:t>
-      </w:r>
-      <w:proofErr w:type="spellStart"/>
-      <w:r>
-        <w:rPr>
-          <w:i/>
-          <w:iCs/>
-        </w:rPr>
-        <w:t>Bioinforma</w:t>
-      </w:r>
-      <w:proofErr w:type="spellEnd"/>
-      <w:r>
-        <w:rPr>
-          <w:i/>
-          <w:iCs/>
-        </w:rPr>
-        <w:t>.</w:t>
+        <w:t xml:space="preserve">Prjibelski, A., Antipov, D., Meleshko, D., Lapidus, A. &amp; Korobeynikov, A. Using SPAdes De Novo Assembler. </w:t>
+      </w:r>
+      <w:r>
+        <w:rPr>
+          <w:i/>
+          <w:iCs/>
+        </w:rPr>
+        <w:t>Curr. Protoc. Bioinforma.</w:t>
       </w:r>
       <w:r>
         <w:t xml:space="preserve"> </w:t>
@@ -2957,31 +2480,7 @@
       </w:r>
       <w:r>
         <w:tab/>
-        <w:t xml:space="preserve">Parks, D. H., </w:t>
-      </w:r>
-      <w:proofErr w:type="spellStart"/>
-      <w:r>
-        <w:t>Imelfort</w:t>
-      </w:r>
-      <w:proofErr w:type="spellEnd"/>
-      <w:r>
-        <w:t xml:space="preserve">, M., </w:t>
-      </w:r>
-      <w:proofErr w:type="spellStart"/>
-      <w:r>
-        <w:t>Skennerton</w:t>
-      </w:r>
-      <w:proofErr w:type="spellEnd"/>
-      <w:r>
-        <w:t xml:space="preserve">, C. T., Hugenholtz, P. &amp; Tyson, G. W. </w:t>
-      </w:r>
-      <w:proofErr w:type="spellStart"/>
-      <w:r>
-        <w:t>CheckM</w:t>
-      </w:r>
-      <w:proofErr w:type="spellEnd"/>
-      <w:r>
-        <w:t xml:space="preserve">: assessing the quality of microbial genomes recovered from isolates, single cells, and metagenomes. </w:t>
+        <w:t xml:space="preserve">Parks, D. H., Imelfort, M., Skennerton, C. T., Hugenholtz, P. &amp; Tyson, G. W. CheckM: assessing the quality of microbial genomes recovered from isolates, single cells, and metagenomes. </w:t>
       </w:r>
       <w:r>
         <w:rPr>
@@ -3014,22 +2513,7 @@
       </w:r>
       <w:r>
         <w:tab/>
-      </w:r>
-      <w:proofErr w:type="spellStart"/>
-      <w:r>
-        <w:t>Chaumeil</w:t>
-      </w:r>
-      <w:proofErr w:type="spellEnd"/>
-      <w:r>
-        <w:t xml:space="preserve">, P.-A., Mussig, A. J., </w:t>
-      </w:r>
-      <w:proofErr w:type="spellStart"/>
-      <w:r>
-        <w:t>Hugenholtz</w:t>
-      </w:r>
-      <w:proofErr w:type="spellEnd"/>
-      <w:r>
-        <w:t xml:space="preserve">, P. &amp; Parks, D. H. GTDB-Tk v2: memory friendly classification with the genome taxonomy database. </w:t>
+        <w:t xml:space="preserve">Chaumeil, P.-A., Mussig, A. J., Hugenholtz, P. &amp; Parks, D. H. GTDB-Tk v2: memory friendly classification with the genome taxonomy database. </w:t>
       </w:r>
       <w:r>
         <w:rPr>
@@ -3061,15 +2545,7 @@
       </w:r>
       <w:r>
         <w:tab/>
-        <w:t xml:space="preserve">Matsen, F. A., Kodner, R. B. &amp; Armbrust, E. V. </w:t>
-      </w:r>
-      <w:proofErr w:type="spellStart"/>
-      <w:r>
-        <w:t>pplacer</w:t>
-      </w:r>
-      <w:proofErr w:type="spellEnd"/>
-      <w:r>
-        <w:t xml:space="preserve">: linear time maximum-likelihood and Bayesian phylogenetic placement of sequences onto a fixed reference tree. </w:t>
+        <w:t xml:space="preserve">Matsen, F. A., Kodner, R. B. &amp; Armbrust, E. V. pplacer: linear time maximum-likelihood and Bayesian phylogenetic placement of sequences onto a fixed reference tree. </w:t>
       </w:r>
       <w:r>
         <w:rPr>
@@ -3101,15 +2577,7 @@
       </w:r>
       <w:r>
         <w:tab/>
-        <w:t xml:space="preserve">Shaw, J. &amp; Yu, Y. W. Fast and robust metagenomic sequence comparison through sparse chaining with </w:t>
-      </w:r>
-      <w:proofErr w:type="spellStart"/>
-      <w:r>
-        <w:t>skani</w:t>
-      </w:r>
-      <w:proofErr w:type="spellEnd"/>
-      <w:r>
-        <w:t xml:space="preserve">. </w:t>
+        <w:t xml:space="preserve">Shaw, J. &amp; Yu, Y. W. Fast and robust metagenomic sequence comparison through sparse chaining with skani. </w:t>
       </w:r>
       <w:r>
         <w:rPr>
@@ -3183,31 +2651,14 @@
       </w:r>
       <w:r>
         <w:tab/>
-        <w:t xml:space="preserve">Price, M. N., Dehal, P. S. &amp; Arkin, A. P. </w:t>
-      </w:r>
-      <w:proofErr w:type="spellStart"/>
-      <w:r>
-        <w:t>FastTree</w:t>
-      </w:r>
-      <w:proofErr w:type="spellEnd"/>
-      <w:r>
-        <w:t xml:space="preserve"> 2 – Approximately Maximum-Likelihood Trees for Large Alignments. </w:t>
-      </w:r>
-      <w:proofErr w:type="spellStart"/>
-      <w:r>
-        <w:rPr>
-          <w:i/>
-          <w:iCs/>
-        </w:rPr>
-        <w:t>PLoS</w:t>
-      </w:r>
-      <w:proofErr w:type="spellEnd"/>
-      <w:r>
-        <w:rPr>
-          <w:i/>
-          <w:iCs/>
-        </w:rPr>
-        <w:t xml:space="preserve"> ONE</w:t>
+        <w:t xml:space="preserve">Price, M. N., Dehal, P. S. &amp; Arkin, A. P. FastTree 2 – Approximately Maximum-Likelihood Trees for Large Alignments. </w:t>
+      </w:r>
+      <w:r>
+        <w:rPr>
+          <w:i/>
+          <w:iCs/>
+        </w:rPr>
+        <w:t>PLoS ONE</w:t>
       </w:r>
       <w:r>
         <w:t xml:space="preserve"> </w:t>
@@ -3234,37 +2685,12 @@
         <w:tab/>
         <w:t xml:space="preserve">Eddy, S. R. Accelerated Profile HMM Searches. </w:t>
       </w:r>
-      <w:proofErr w:type="spellStart"/>
-      <w:r>
-        <w:rPr>
-          <w:i/>
-          <w:iCs/>
-        </w:rPr>
-        <w:t>PLoS</w:t>
-      </w:r>
-      <w:proofErr w:type="spellEnd"/>
-      <w:r>
-        <w:rPr>
-          <w:i/>
-          <w:iCs/>
-        </w:rPr>
-        <w:t xml:space="preserve"> </w:t>
-      </w:r>
-      <w:proofErr w:type="spellStart"/>
-      <w:r>
-        <w:rPr>
-          <w:i/>
-          <w:iCs/>
-        </w:rPr>
-        <w:t>Comput</w:t>
-      </w:r>
-      <w:proofErr w:type="spellEnd"/>
-      <w:r>
-        <w:rPr>
-          <w:i/>
-          <w:iCs/>
-        </w:rPr>
-        <w:t>. Biol.</w:t>
+      <w:r>
+        <w:rPr>
+          <w:i/>
+          <w:iCs/>
+        </w:rPr>
+        <w:t>PLoS Comput. Biol.</w:t>
       </w:r>
       <w:r>
         <w:t xml:space="preserve"> </w:t>
@@ -3331,14 +2757,7 @@
       </w:r>
       <w:r>
         <w:tab/>
-      </w:r>
-      <w:proofErr w:type="spellStart"/>
-      <w:r>
-        <w:t>Schwengers</w:t>
-      </w:r>
-      <w:proofErr w:type="spellEnd"/>
-      <w:r>
-        <w:t xml:space="preserve">, O. </w:t>
+        <w:t xml:space="preserve">Schwengers, O. </w:t>
       </w:r>
       <w:r>
         <w:rPr>
@@ -3432,23 +2851,7 @@
         <w:t>et al.</w:t>
       </w:r>
       <w:r>
-        <w:t xml:space="preserve"> </w:t>
-      </w:r>
-      <w:proofErr w:type="spellStart"/>
-      <w:r>
-        <w:t>eggNOG</w:t>
-      </w:r>
-      <w:proofErr w:type="spellEnd"/>
-      <w:r>
-        <w:t xml:space="preserve"> v7: phylogeny-based </w:t>
-      </w:r>
-      <w:proofErr w:type="spellStart"/>
-      <w:r>
-        <w:t>orthology</w:t>
-      </w:r>
-      <w:proofErr w:type="spellEnd"/>
-      <w:r>
-        <w:t xml:space="preserve"> predictions and functional annotations. </w:t>
+        <w:t xml:space="preserve"> eggNOG v7: phylogeny-based orthology predictions and functional annotations. </w:t>
       </w:r>
       <w:r>
         <w:rPr>
@@ -3480,46 +2883,7 @@
       </w:r>
       <w:r>
         <w:tab/>
-      </w:r>
-      <w:proofErr w:type="spellStart"/>
-      <w:r>
-        <w:t>Cantalapiedra</w:t>
-      </w:r>
-      <w:proofErr w:type="spellEnd"/>
-      <w:r>
-        <w:t xml:space="preserve">, C. P., Hernández-Plaza, A., </w:t>
-      </w:r>
-      <w:proofErr w:type="spellStart"/>
-      <w:r>
-        <w:t>Letunic</w:t>
-      </w:r>
-      <w:proofErr w:type="spellEnd"/>
-      <w:r>
-        <w:t>, I., Bork, P. &amp; Huerta-</w:t>
-      </w:r>
-      <w:proofErr w:type="spellStart"/>
-      <w:r>
-        <w:t>Cepas</w:t>
-      </w:r>
-      <w:proofErr w:type="spellEnd"/>
-      <w:r>
-        <w:t xml:space="preserve">, J. </w:t>
-      </w:r>
-      <w:proofErr w:type="spellStart"/>
-      <w:r>
-        <w:t>eggNOG</w:t>
-      </w:r>
-      <w:proofErr w:type="spellEnd"/>
-      <w:r>
-        <w:t xml:space="preserve">-mapper v2: Functional Annotation, </w:t>
-      </w:r>
-      <w:proofErr w:type="spellStart"/>
-      <w:r>
-        <w:t>Orthology</w:t>
-      </w:r>
-      <w:proofErr w:type="spellEnd"/>
-      <w:r>
-        <w:t xml:space="preserve"> Assignments, and Domain Prediction at the Metagenomic Scale. </w:t>
+        <w:t xml:space="preserve">Cantalapiedra, C. P., Hernández-Plaza, A., Letunic, I., Bork, P. &amp; Huerta-Cepas, J. eggNOG-mapper v2: Functional Annotation, Orthology Assignments, and Domain Prediction at the Metagenomic Scale. </w:t>
       </w:r>
       <w:r>
         <w:rPr>
@@ -3551,15 +2915,7 @@
       </w:r>
       <w:r>
         <w:tab/>
-        <w:t xml:space="preserve">Seemann, T. </w:t>
-      </w:r>
-      <w:proofErr w:type="spellStart"/>
-      <w:r>
-        <w:t>ABRicate</w:t>
-      </w:r>
-      <w:proofErr w:type="spellEnd"/>
-      <w:r>
-        <w:t>: Mass screening of contigs for antimicrobial resistance or virulence genes. (2026).</w:t>
+        <w:t>Seemann, T. ABRicate: Mass screening of contigs for antimicrobial resistance or virulence genes. (2026).</w:t>
       </w:r>
     </w:p>
     <w:p>
@@ -3572,14 +2928,7 @@
       </w:r>
       <w:r>
         <w:tab/>
-      </w:r>
-      <w:proofErr w:type="spellStart"/>
-      <w:r>
-        <w:t>Feldgarden</w:t>
-      </w:r>
-      <w:proofErr w:type="spellEnd"/>
-      <w:r>
-        <w:t xml:space="preserve">, M. </w:t>
+        <w:t xml:space="preserve">Feldgarden, M. </w:t>
       </w:r>
       <w:r>
         <w:rPr>
@@ -3589,23 +2938,7 @@
         <w:t>et al.</w:t>
       </w:r>
       <w:r>
-        <w:t xml:space="preserve"> </w:t>
-      </w:r>
-      <w:proofErr w:type="spellStart"/>
-      <w:r>
-        <w:t>AMRFinderPlus</w:t>
-      </w:r>
-      <w:proofErr w:type="spellEnd"/>
-      <w:r>
-        <w:t xml:space="preserve"> and the Reference Gene </w:t>
-      </w:r>
-      <w:proofErr w:type="spellStart"/>
-      <w:r>
-        <w:t>Catalog</w:t>
-      </w:r>
-      <w:proofErr w:type="spellEnd"/>
-      <w:r>
-        <w:t xml:space="preserve"> facilitate examination of the genomic links among antimicrobial resistance, stress response, and virulence. </w:t>
+        <w:t xml:space="preserve"> AMRFinderPlus and the Reference Gene Catalog facilitate examination of the genomic links among antimicrobial resistance, stress response, and virulence. </w:t>
       </w:r>
       <w:r>
         <w:rPr>
@@ -3647,15 +2980,7 @@
         <w:t>et al.</w:t>
       </w:r>
       <w:r>
-        <w:t xml:space="preserve"> CARD 2023: expanded curation, support for machine learning, and </w:t>
-      </w:r>
-      <w:proofErr w:type="spellStart"/>
-      <w:r>
-        <w:t>resistome</w:t>
-      </w:r>
-      <w:proofErr w:type="spellEnd"/>
-      <w:r>
-        <w:t xml:space="preserve"> prediction at the Comprehensive Antibiotic Resistance Database. </w:t>
+        <w:t xml:space="preserve"> CARD 2023: expanded curation, support for machine learning, and resistome prediction at the Comprehensive Antibiotic Resistance Database. </w:t>
       </w:r>
       <w:r>
         <w:rPr>
@@ -3687,14 +3012,7 @@
       </w:r>
       <w:r>
         <w:tab/>
-      </w:r>
-      <w:proofErr w:type="spellStart"/>
-      <w:r>
-        <w:t>Bortolaia</w:t>
-      </w:r>
-      <w:proofErr w:type="spellEnd"/>
-      <w:r>
-        <w:t xml:space="preserve">, V. </w:t>
+        <w:t xml:space="preserve">Bortolaia, V. </w:t>
       </w:r>
       <w:r>
         <w:rPr>
@@ -3704,54 +3022,14 @@
         <w:t>et al.</w:t>
       </w:r>
       <w:r>
-        <w:t xml:space="preserve"> </w:t>
-      </w:r>
-      <w:proofErr w:type="spellStart"/>
-      <w:r>
-        <w:t>ResFinder</w:t>
-      </w:r>
-      <w:proofErr w:type="spellEnd"/>
-      <w:r>
-        <w:t xml:space="preserve"> 4.0 for predictions of phenotypes from genotypes. </w:t>
-      </w:r>
-      <w:r>
-        <w:rPr>
-          <w:i/>
-          <w:iCs/>
-        </w:rPr>
-        <w:t xml:space="preserve">J. </w:t>
-      </w:r>
-      <w:proofErr w:type="spellStart"/>
-      <w:r>
-        <w:rPr>
-          <w:i/>
-          <w:iCs/>
-        </w:rPr>
-        <w:t>Antimicrob</w:t>
-      </w:r>
-      <w:proofErr w:type="spellEnd"/>
-      <w:r>
-        <w:rPr>
-          <w:i/>
-          <w:iCs/>
-        </w:rPr>
-        <w:t xml:space="preserve">. </w:t>
-      </w:r>
-      <w:proofErr w:type="spellStart"/>
-      <w:r>
-        <w:rPr>
-          <w:i/>
-          <w:iCs/>
-        </w:rPr>
-        <w:t>Chemother</w:t>
-      </w:r>
-      <w:proofErr w:type="spellEnd"/>
-      <w:r>
-        <w:rPr>
-          <w:i/>
-          <w:iCs/>
-        </w:rPr>
-        <w:t>.</w:t>
+        <w:t xml:space="preserve"> ResFinder 4.0 for predictions of phenotypes from genotypes. </w:t>
+      </w:r>
+      <w:r>
+        <w:rPr>
+          <w:i/>
+          <w:iCs/>
+        </w:rPr>
+        <w:t>J. Antimicrob. Chemother.</w:t>
       </w:r>
       <w:r>
         <w:t xml:space="preserve"> </w:t>
@@ -3786,15 +3064,7 @@
         <w:t>et al.</w:t>
       </w:r>
       <w:r>
-        <w:t xml:space="preserve"> </w:t>
-      </w:r>
-      <w:proofErr w:type="spellStart"/>
-      <w:r>
-        <w:t>antiSMASH</w:t>
-      </w:r>
-      <w:proofErr w:type="spellEnd"/>
-      <w:r>
-        <w:t xml:space="preserve"> 8.0: extended gene cluster detection capabilities and analyses of chemistry, enzymology, and regulation. </w:t>
+        <w:t xml:space="preserve"> antiSMASH 8.0: extended gene cluster detection capabilities and analyses of chemistry, enzymology, and regulation. </w:t>
       </w:r>
       <w:r>
         <w:rPr>
@@ -3843,23 +3113,7 @@
           <w:i/>
           <w:iCs/>
         </w:rPr>
-        <w:t xml:space="preserve">Nat. </w:t>
-      </w:r>
-      <w:proofErr w:type="spellStart"/>
-      <w:r>
-        <w:rPr>
-          <w:i/>
-          <w:iCs/>
-        </w:rPr>
-        <w:t>Biotechnol</w:t>
-      </w:r>
-      <w:proofErr w:type="spellEnd"/>
-      <w:r>
-        <w:rPr>
-          <w:i/>
-          <w:iCs/>
-        </w:rPr>
-        <w:t>.</w:t>
+        <w:t>Nat. Biotechnol.</w:t>
       </w:r>
       <w:r>
         <w:t xml:space="preserve"> </w:t>
@@ -3894,15 +3148,7 @@
         <w:t>et al.</w:t>
       </w:r>
       <w:r>
-        <w:t xml:space="preserve"> Producing polished prokaryotic pangenomes with the </w:t>
-      </w:r>
-      <w:proofErr w:type="spellStart"/>
-      <w:r>
-        <w:t>Panaroo</w:t>
-      </w:r>
-      <w:proofErr w:type="spellEnd"/>
-      <w:r>
-        <w:t xml:space="preserve"> pipeline. </w:t>
+        <w:t xml:space="preserve"> Producing polished prokaryotic pangenomes with the Panaroo pipeline. </w:t>
       </w:r>
       <w:r>
         <w:rPr>
@@ -3946,31 +3192,7 @@
       </w:r>
       <w:r>
         <w:tab/>
-        <w:t xml:space="preserve">Kozlov, A. M., </w:t>
-      </w:r>
-      <w:proofErr w:type="spellStart"/>
-      <w:r>
-        <w:t>Darriba</w:t>
-      </w:r>
-      <w:proofErr w:type="spellEnd"/>
-      <w:r>
-        <w:t xml:space="preserve">, D., </w:t>
-      </w:r>
-      <w:proofErr w:type="spellStart"/>
-      <w:r>
-        <w:t>Flouri</w:t>
-      </w:r>
-      <w:proofErr w:type="spellEnd"/>
-      <w:r>
-        <w:t xml:space="preserve">, T., Morel, B. &amp; Stamatakis, A. </w:t>
-      </w:r>
-      <w:proofErr w:type="spellStart"/>
-      <w:r>
-        <w:t>RAxML</w:t>
-      </w:r>
-      <w:proofErr w:type="spellEnd"/>
-      <w:r>
-        <w:t xml:space="preserve">-NG: a fast, scalable and user-friendly tool for maximum likelihood phylogenetic inference. </w:t>
+        <w:t xml:space="preserve">Kozlov, A. M., Darriba, D., Flouri, T., Morel, B. &amp; Stamatakis, A. RAxML-NG: a fast, scalable and user-friendly tool for maximum likelihood phylogenetic inference. </w:t>
       </w:r>
       <w:r>
         <w:rPr>
@@ -4034,15 +3256,7 @@
         <w:t>Mia: Microbiome Analysis</w:t>
       </w:r>
       <w:r>
-        <w:t xml:space="preserve">. (2025). </w:t>
-      </w:r>
-      <w:proofErr w:type="gramStart"/>
-      <w:r>
-        <w:t>doi:10.18129/B9.bioc.mia</w:t>
-      </w:r>
-      <w:proofErr w:type="gramEnd"/>
-      <w:r>
-        <w:t>.</w:t>
+        <w:t>. (2025). doi:10.18129/B9.bioc.mia.</w:t>
       </w:r>
     </w:p>
     <w:p>
@@ -4074,20 +3288,7 @@
         <w:t>Vegan: Community Ecology Package</w:t>
       </w:r>
       <w:r>
-        <w:t xml:space="preserve">. (2025). </w:t>
-      </w:r>
-      <w:proofErr w:type="gramStart"/>
-      <w:r>
-        <w:t>doi:10.32614/</w:t>
-      </w:r>
-      <w:proofErr w:type="spellStart"/>
-      <w:r>
-        <w:t>CRAN.package.vegan</w:t>
-      </w:r>
-      <w:proofErr w:type="spellEnd"/>
-      <w:proofErr w:type="gramEnd"/>
-      <w:r>
-        <w:t>.</w:t>
+        <w:t>. (2025). doi:10.32614/CRAN.package.vegan.</w:t>
       </w:r>
     </w:p>
     <w:p>
@@ -4107,23 +3308,7 @@
           <w:i/>
           <w:iCs/>
         </w:rPr>
-        <w:t>Maaslin3: ‘Refining and Extending Generalized Multivariate Linear Models for Meta-</w:t>
-      </w:r>
-      <w:proofErr w:type="spellStart"/>
-      <w:r>
-        <w:rPr>
-          <w:i/>
-          <w:iCs/>
-        </w:rPr>
-        <w:t>Omic</w:t>
-      </w:r>
-      <w:proofErr w:type="spellEnd"/>
-      <w:r>
-        <w:rPr>
-          <w:i/>
-          <w:iCs/>
-        </w:rPr>
-        <w:t xml:space="preserve"> Association Discovery’</w:t>
+        <w:t>Maaslin3: ‘Refining and Extending Generalized Multivariate Linear Models for Meta-Omic Association Discovery’</w:t>
       </w:r>
       <w:r>
         <w:t>. (2026).</w:t>

--- a/Microbiome analysis/Metagenomic analysis.docx
+++ b/Microbiome analysis/Metagenomic analysis.docx
@@ -134,7 +134,15 @@
     </w:p>
     <w:p>
       <w:r>
-        <w:t xml:space="preserve">Initial read quality was evaluated using FastQC </w:t>
+        <w:t xml:space="preserve">Initial read quality was evaluated using </w:t>
+      </w:r>
+      <w:proofErr w:type="spellStart"/>
+      <w:r>
+        <w:t>FastQC</w:t>
+      </w:r>
+      <w:proofErr w:type="spellEnd"/>
+      <w:r>
+        <w:t xml:space="preserve"> </w:t>
       </w:r>
       <w:r>
         <w:t>v0.12.</w:t>
@@ -162,7 +170,15 @@
         <w:fldChar w:fldCharType="end"/>
       </w:r>
       <w:r>
-        <w:t xml:space="preserve"> and summarised using MultiQC v1.29</w:t>
+        <w:t xml:space="preserve"> and summarised using </w:t>
+      </w:r>
+      <w:proofErr w:type="spellStart"/>
+      <w:r>
+        <w:t>MultiQC</w:t>
+      </w:r>
+      <w:proofErr w:type="spellEnd"/>
+      <w:r>
+        <w:t xml:space="preserve"> v1.29</w:t>
       </w:r>
       <w:r>
         <w:fldChar w:fldCharType="begin"/>
@@ -184,7 +200,15 @@
         <w:fldChar w:fldCharType="end"/>
       </w:r>
       <w:r>
-        <w:t>. Adaptor removal and quality filtering was performed using fastp v1.3.3</w:t>
+        <w:t xml:space="preserve">. Adaptor removal and quality filtering was performed using </w:t>
+      </w:r>
+      <w:proofErr w:type="spellStart"/>
+      <w:r>
+        <w:t>fastp</w:t>
+      </w:r>
+      <w:proofErr w:type="spellEnd"/>
+      <w:r>
+        <w:t xml:space="preserve"> v1.3.3</w:t>
       </w:r>
       <w:r>
         <w:fldChar w:fldCharType="begin"/>
@@ -206,7 +230,15 @@
         <w:fldChar w:fldCharType="end"/>
       </w:r>
       <w:r>
-        <w:t>. Human-associated reads were removed using Kneaddata v0.12.4</w:t>
+        <w:t xml:space="preserve">. Human-associated reads were removed using </w:t>
+      </w:r>
+      <w:proofErr w:type="spellStart"/>
+      <w:r>
+        <w:t>Kneaddata</w:t>
+      </w:r>
+      <w:proofErr w:type="spellEnd"/>
+      <w:r>
+        <w:t xml:space="preserve"> v0.12.4</w:t>
       </w:r>
       <w:r>
         <w:fldChar w:fldCharType="begin"/>
@@ -293,7 +325,23 @@
         <w:t xml:space="preserve">. </w:t>
       </w:r>
       <w:r>
-        <w:t>The quality of the cleaned and decontaminated reads was subsequently reassessed using FastQC and MultiQC.</w:t>
+        <w:t xml:space="preserve">The quality of the cleaned and decontaminated reads was subsequently reassessed using </w:t>
+      </w:r>
+      <w:proofErr w:type="spellStart"/>
+      <w:r>
+        <w:t>FastQC</w:t>
+      </w:r>
+      <w:proofErr w:type="spellEnd"/>
+      <w:r>
+        <w:t xml:space="preserve"> and </w:t>
+      </w:r>
+      <w:proofErr w:type="spellStart"/>
+      <w:r>
+        <w:t>MultiQC</w:t>
+      </w:r>
+      <w:proofErr w:type="spellEnd"/>
+      <w:r>
+        <w:t>.</w:t>
       </w:r>
     </w:p>
     <w:p>
@@ -376,12 +424,14 @@
         <w:t xml:space="preserve">. Kraken and Bracken analyses used </w:t>
       </w:r>
       <w:hyperlink r:id="rId6" w:history="1">
+        <w:proofErr w:type="spellStart"/>
         <w:r>
           <w:rPr>
             <w:rStyle w:val="Hyperlink"/>
           </w:rPr>
           <w:t>PlusPFP</w:t>
         </w:r>
+        <w:proofErr w:type="spellEnd"/>
       </w:hyperlink>
       <w:r>
         <w:t xml:space="preserve"> and </w:t>
@@ -450,7 +500,23 @@
         <w:fldChar w:fldCharType="end"/>
       </w:r>
       <w:r>
-        <w:t xml:space="preserve"> with associated ChocoPhlAn and UniRef databases.</w:t>
+        <w:t xml:space="preserve"> with associated </w:t>
+      </w:r>
+      <w:proofErr w:type="spellStart"/>
+      <w:r>
+        <w:t>ChocoPhlAn</w:t>
+      </w:r>
+      <w:proofErr w:type="spellEnd"/>
+      <w:r>
+        <w:t xml:space="preserve"> and </w:t>
+      </w:r>
+      <w:proofErr w:type="spellStart"/>
+      <w:r>
+        <w:t>UniRef</w:t>
+      </w:r>
+      <w:proofErr w:type="spellEnd"/>
+      <w:r>
+        <w:t xml:space="preserve"> databases.</w:t>
       </w:r>
     </w:p>
     <w:p>
@@ -539,7 +605,15 @@
         <w:fldChar w:fldCharType="end"/>
       </w:r>
       <w:r>
-        <w:t xml:space="preserve"> and mapping files were processed using SAMtools v1.22.1</w:t>
+        <w:t xml:space="preserve"> and mapping files were processed using </w:t>
+      </w:r>
+      <w:proofErr w:type="spellStart"/>
+      <w:r>
+        <w:t>SAMtools</w:t>
+      </w:r>
+      <w:proofErr w:type="spellEnd"/>
+      <w:r>
+        <w:t xml:space="preserve"> v1.22.1</w:t>
       </w:r>
       <w:r>
         <w:fldChar w:fldCharType="begin"/>
@@ -613,7 +687,15 @@
         <w:fldChar w:fldCharType="end"/>
       </w:r>
       <w:r>
-        <w:t>, COMEbin v1.0.4</w:t>
+        <w:t xml:space="preserve">, </w:t>
+      </w:r>
+      <w:proofErr w:type="spellStart"/>
+      <w:r>
+        <w:t>COMEbin</w:t>
+      </w:r>
+      <w:proofErr w:type="spellEnd"/>
+      <w:r>
+        <w:t xml:space="preserve"> v1.0.4</w:t>
       </w:r>
       <w:r>
         <w:fldChar w:fldCharType="begin"/>
@@ -679,7 +761,15 @@
         <w:fldChar w:fldCharType="end"/>
       </w:r>
       <w:r>
-        <w:t>. Selected bins were reassembled using SPAdes v4.2.0</w:t>
+        <w:t xml:space="preserve">. Selected bins were reassembled using </w:t>
+      </w:r>
+      <w:proofErr w:type="spellStart"/>
+      <w:r>
+        <w:t>SPAdes</w:t>
+      </w:r>
+      <w:proofErr w:type="spellEnd"/>
+      <w:r>
+        <w:t xml:space="preserve"> v4.2.0</w:t>
       </w:r>
       <w:r>
         <w:fldChar w:fldCharType="begin"/>
@@ -701,7 +791,15 @@
         <w:fldChar w:fldCharType="end"/>
       </w:r>
       <w:r>
-        <w:t xml:space="preserve"> and the quality of the original and reassembled bins was assessed using CheckM v1.2.3</w:t>
+        <w:t xml:space="preserve"> and the quality of the original and reassembled bins was assessed using </w:t>
+      </w:r>
+      <w:proofErr w:type="spellStart"/>
+      <w:r>
+        <w:t>CheckM</w:t>
+      </w:r>
+      <w:proofErr w:type="spellEnd"/>
+      <w:r>
+        <w:t xml:space="preserve"> v1.2.3</w:t>
       </w:r>
       <w:r>
         <w:fldChar w:fldCharType="begin"/>
@@ -837,7 +935,15 @@
         <w:fldChar w:fldCharType="end"/>
       </w:r>
       <w:r>
-        <w:t xml:space="preserve"> and carbohydrate-active enzymes identified using dbCAN v5.2.9</w:t>
+        <w:t xml:space="preserve"> and carbohydrate-active enzymes identified using </w:t>
+      </w:r>
+      <w:proofErr w:type="spellStart"/>
+      <w:r>
+        <w:t>dbCAN</w:t>
+      </w:r>
+      <w:proofErr w:type="spellEnd"/>
+      <w:r>
+        <w:t xml:space="preserve"> v5.2.9</w:t>
       </w:r>
       <w:r>
         <w:fldChar w:fldCharType="begin"/>
@@ -862,7 +968,23 @@
         <w:t xml:space="preserve">. </w:t>
       </w:r>
       <w:r>
-        <w:t>Additional functional annotation was performed using eggNOG-mapper v3.0.0 with eggNOG v7</w:t>
+        <w:t xml:space="preserve">Additional functional annotation was performed using </w:t>
+      </w:r>
+      <w:proofErr w:type="spellStart"/>
+      <w:r>
+        <w:t>eggNOG</w:t>
+      </w:r>
+      <w:proofErr w:type="spellEnd"/>
+      <w:r>
+        <w:t xml:space="preserve">-mapper v3.0.0 with </w:t>
+      </w:r>
+      <w:proofErr w:type="spellStart"/>
+      <w:r>
+        <w:t>eggNOG</w:t>
+      </w:r>
+      <w:proofErr w:type="spellEnd"/>
+      <w:r>
+        <w:t xml:space="preserve"> v7</w:t>
       </w:r>
       <w:r>
         <w:fldChar w:fldCharType="begin"/>
@@ -890,7 +1012,15 @@
         <w:t>Antimicrobial resistance genes were identified using</w:t>
       </w:r>
       <w:r>
-        <w:t xml:space="preserve"> ABRicate v1.4.0</w:t>
+        <w:t xml:space="preserve"> </w:t>
+      </w:r>
+      <w:proofErr w:type="spellStart"/>
+      <w:r>
+        <w:t>ABRicate</w:t>
+      </w:r>
+      <w:proofErr w:type="spellEnd"/>
+      <w:r>
+        <w:t xml:space="preserve"> v1.4.0</w:t>
       </w:r>
       <w:r>
         <w:fldChar w:fldCharType="begin"/>
@@ -1113,7 +1243,15 @@
         <w:fldChar w:fldCharType="end"/>
       </w:r>
       <w:r>
-        <w:t xml:space="preserve"> databases. Secondary metabolites and bacteriocins biosynthetic gene clusters  were identified using antiSMASH v8.0.0</w:t>
+        <w:t xml:space="preserve"> databases. Secondary metabolites and bacteriocins biosynthetic gene clusters  were identified using </w:t>
+      </w:r>
+      <w:proofErr w:type="spellStart"/>
+      <w:r>
+        <w:t>antiSMASH</w:t>
+      </w:r>
+      <w:proofErr w:type="spellEnd"/>
+      <w:r>
+        <w:t xml:space="preserve"> v8.0.0</w:t>
       </w:r>
       <w:r>
         <w:fldChar w:fldCharType="begin"/>
@@ -1140,7 +1278,15 @@
     </w:p>
     <w:p>
       <w:r>
-        <w:t>MAG completeness and contamination were evaluated using CheckM and CheckM2. Near-complete MAGs were defined as having greater than 9</w:t>
+        <w:t xml:space="preserve">MAG completeness and contamination were evaluated using </w:t>
+      </w:r>
+      <w:proofErr w:type="spellStart"/>
+      <w:r>
+        <w:t>CheckM</w:t>
+      </w:r>
+      <w:proofErr w:type="spellEnd"/>
+      <w:r>
+        <w:t xml:space="preserve"> and CheckM2. Near-complete MAGs were defined as having greater than 9</w:t>
       </w:r>
       <w:r>
         <w:t>0</w:t>
@@ -1225,6 +1371,7 @@
       <w:r>
         <w:t xml:space="preserve"> and members of the </w:t>
       </w:r>
+      <w:proofErr w:type="spellStart"/>
       <w:r>
         <w:rPr>
           <w:i/>
@@ -1232,11 +1379,20 @@
         </w:rPr>
         <w:t>Segatella</w:t>
       </w:r>
+      <w:proofErr w:type="spellEnd"/>
       <w:r>
         <w:t xml:space="preserve"> genus.</w:t>
       </w:r>
       <w:r>
-        <w:t xml:space="preserve"> Pangenomes and core genome alignments were generated using  Panaroo v1.5.2</w:t>
+        <w:t xml:space="preserve"> Pangenomes and core genome alignments were generated using  </w:t>
+      </w:r>
+      <w:proofErr w:type="spellStart"/>
+      <w:r>
+        <w:t>Panaroo</w:t>
+      </w:r>
+      <w:proofErr w:type="spellEnd"/>
+      <w:r>
+        <w:t xml:space="preserve"> v1.5.2</w:t>
       </w:r>
       <w:r>
         <w:fldChar w:fldCharType="begin"/>
@@ -1314,7 +1470,15 @@
     </w:p>
     <w:p>
       <w:r>
-        <w:t>To improve taxonomic assignment of functional profiles, read annotated with individual MAGs were analysed using MetaPhlAn4 and HUMAnN3. MAG-associated functional abundances were normalised against corresponding whole metagenome profiles and functions were summarised using EC, RxN and KEGG ortholog identifies.</w:t>
+        <w:t xml:space="preserve">To improve taxonomic assignment of functional profiles, read annotated with individual MAGs were analysed using MetaPhlAn4 and HUMAnN3. MAG-associated functional abundances were normalised against corresponding whole metagenome profiles and functions were summarised using EC, </w:t>
+      </w:r>
+      <w:proofErr w:type="spellStart"/>
+      <w:r>
+        <w:t>RxN</w:t>
+      </w:r>
+      <w:proofErr w:type="spellEnd"/>
+      <w:r>
+        <w:t xml:space="preserve"> and KEGG ortholog identifies.</w:t>
       </w:r>
     </w:p>
     <w:p>
@@ -1443,8 +1607,13 @@
       <w:r>
         <w:t>-</w:t>
       </w:r>
-      <w:r>
-        <w:t>Curtis dissimilarity and permutational multivariate analysis of variance. Statistical significance was adjusted for multiple testing where appropriate.</w:t>
+      <w:proofErr w:type="gramStart"/>
+      <w:r>
+        <w:t>Curtis</w:t>
+      </w:r>
+      <w:proofErr w:type="gramEnd"/>
+      <w:r>
+        <w:t xml:space="preserve"> dissimilarity and permutational multivariate analysis of variance. Statistical significance was adjusted for multiple testing where appropriate.</w:t>
       </w:r>
       <w:r>
         <w:t xml:space="preserve"> Correlation analysis of microbiome features against the clinical metadata was performed with MaAsLin3 v1.5.3</w:t>
